--- a/lighter-side-s02e79-denise-allen/transcript.docx
+++ b/lighter-side-s02e79-denise-allen/transcript.docx
@@ -39,27 +39,27 @@
         <w:rPr/>
         <w:t xml:space="preserve"> [00:00:36–00:00:49]</w:t>
         <w:br/>
-        <w:t>Hello again, everybody. This is David Kaufer. Welcome back to The Lighter Side of the Spectrum, where we explore the people, ideas, and stone.</w:t>
-      </w:r>
-    </w:p>
-    <w:p>
-      <w:pPr>
-        <w:pStyle w:val="Normal"/>
-        <w:bidi w:val="0"/>
-        <w:jc w:val="start"/>
-        <w:rPr/>
-      </w:pPr>
-      <w:r>
-        <w:rPr>
-          <w:b/>
-        </w:rPr>
-        <w:t>Denise Allen</w:t>
+        <w:t>Hello again, everybody. This is David Kaufer. Welcome back to The Lighter Side of the Spectrum, where we explore the people, ideas, and stone—</w:t>
+      </w:r>
+    </w:p>
+    <w:p>
+      <w:pPr>
+        <w:pStyle w:val="Normal"/>
+        <w:bidi w:val="0"/>
+        <w:jc w:val="start"/>
+        <w:rPr/>
+      </w:pPr>
+      <w:r>
+        <w:rPr>
+          <w:b/>
+        </w:rPr>
+        <w:t>David and Stone Kaufer</w:t>
       </w:r>
       <w:r>
         <w:rPr/>
         <w:t xml:space="preserve"> [00:00:49–00:00:49]</w:t>
         <w:br/>
-        <w:t>Hi.</w:t>
+        <w:t>Hi. Hi. How are you? Good, good. Happy, happy. Okay, okay.</w:t>
       </w:r>
     </w:p>
     <w:p>
@@ -78,8 +78,6 @@
       <w:r>
         <w:rPr/>
         <w:t xml:space="preserve"> [00:00:49–00:02:33]</w:t>
-        <w:br/>
-        <w:t>Hi. How are you? Good, good. Happy, happy. Okay, okay.</w:t>
         <w:br/>
         <w:t>And conversations that help us better understand autism communication and what it really means to support human potential. You know, one of the things I've certainly learned over the last few years is that so many of the assumptions that we make about people turn out to be wrong. We've learned that what Looks like a lack of understanding may actually be a motor planning challenge. We've also learned that what looks like a behavioral issue may be sensory overload. What appears to be an inability to communicate may simply be a person who hasn't been given the right way to communicate.</w:t>
         <w:br/>
